--- a/Lab-0-Report.docx
+++ b/Lab-0-Report.docx
@@ -1,6 +1,6 @@
 
 <file path=word/document.xml><?xml version="1.0" encoding="utf-8"?>
-<w:document xmlns:wpc="http://schemas.microsoft.com/office/word/2010/wordprocessingCanvas" xmlns:cx="http://schemas.microsoft.com/office/drawing/2014/chartex" xmlns:cx1="http://schemas.microsoft.com/office/drawing/2015/9/8/chartex" xmlns:mc="http://schemas.openxmlformats.org/markup-compatibility/2006" xmlns:o="urn:schemas-microsoft-com:office:office" xmlns:r="http://schemas.openxmlformats.org/officeDocument/2006/relationships" xmlns:m="http://schemas.openxmlformats.org/officeDocument/2006/math" xmlns:v="urn:schemas-microsoft-com:vml" xmlns:wp14="http://schemas.microsoft.com/office/word/2010/wordprocessingDrawing" xmlns:wp="http://schemas.openxmlformats.org/drawingml/2006/wordprocessingDrawing" xmlns:w10="urn:schemas-microsoft-com:office:word" xmlns:w="http://schemas.openxmlformats.org/wordprocessingml/2006/main" xmlns:w14="http://schemas.microsoft.com/office/word/2010/wordml" xmlns:w15="http://schemas.microsoft.com/office/word/2012/wordml" xmlns:w16se="http://schemas.microsoft.com/office/word/2015/wordml/symex" xmlns:wpg="http://schemas.microsoft.com/office/word/2010/wordprocessingGroup" xmlns:wpi="http://schemas.microsoft.com/office/word/2010/wordprocessingInk" xmlns:wne="http://schemas.microsoft.com/office/word/2006/wordml" xmlns:wps="http://schemas.microsoft.com/office/word/2010/wordprocessingShape" mc:Ignorable="w14 w15 w16se wp14">
+<w:document xmlns:wpc="http://schemas.microsoft.com/office/word/2010/wordprocessingCanvas" xmlns:cx="http://schemas.microsoft.com/office/drawing/2014/chartex" xmlns:cx1="http://schemas.microsoft.com/office/drawing/2015/9/8/chartex" xmlns:cx2="http://schemas.microsoft.com/office/drawing/2015/10/21/chartex" xmlns:cx3="http://schemas.microsoft.com/office/drawing/2016/5/9/chartex" xmlns:cx4="http://schemas.microsoft.com/office/drawing/2016/5/10/chartex" xmlns:cx5="http://schemas.microsoft.com/office/drawing/2016/5/11/chartex" xmlns:cx6="http://schemas.microsoft.com/office/drawing/2016/5/12/chartex" xmlns:cx7="http://schemas.microsoft.com/office/drawing/2016/5/13/chartex" xmlns:cx8="http://schemas.microsoft.com/office/drawing/2016/5/14/chartex" xmlns:mc="http://schemas.openxmlformats.org/markup-compatibility/2006" xmlns:aink="http://schemas.microsoft.com/office/drawing/2016/ink" xmlns:am3d="http://schemas.microsoft.com/office/drawing/2017/model3d" xmlns:o="urn:schemas-microsoft-com:office:office" xmlns:oel="http://schemas.microsoft.com/office/2019/extlst" xmlns:r="http://schemas.openxmlformats.org/officeDocument/2006/relationships" xmlns:m="http://schemas.openxmlformats.org/officeDocument/2006/math" xmlns:v="urn:schemas-microsoft-com:vml" xmlns:wp14="http://schemas.microsoft.com/office/word/2010/wordprocessingDrawing" xmlns:wp="http://schemas.openxmlformats.org/drawingml/2006/wordprocessingDrawing" xmlns:w10="urn:schemas-microsoft-com:office:word" xmlns:w="http://schemas.openxmlformats.org/wordprocessingml/2006/main" xmlns:w14="http://schemas.microsoft.com/office/word/2010/wordml" xmlns:w15="http://schemas.microsoft.com/office/word/2012/wordml" xmlns:w16cex="http://schemas.microsoft.com/office/word/2018/wordml/cex" xmlns:w16cid="http://schemas.microsoft.com/office/word/2016/wordml/cid" xmlns:w16="http://schemas.microsoft.com/office/word/2018/wordml" xmlns:w16du="http://schemas.microsoft.com/office/word/2023/wordml/word16du" xmlns:w16sdtdh="http://schemas.microsoft.com/office/word/2020/wordml/sdtdatahash" xmlns:w16se="http://schemas.microsoft.com/office/word/2015/wordml/symex" xmlns:wpg="http://schemas.microsoft.com/office/word/2010/wordprocessingGroup" xmlns:wpi="http://schemas.microsoft.com/office/word/2010/wordprocessingInk" xmlns:wne="http://schemas.microsoft.com/office/word/2006/wordml" xmlns:wps="http://schemas.microsoft.com/office/word/2010/wordprocessingShape" mc:Ignorable="w14 w15 w16se w16cid w16 w16cex w16sdtdh wp14">
   <w:body>
     <w:p>
       <w:pPr>
@@ -27,10 +27,11 @@
       </w:pPr>
       <w:r>
         <w:rPr>
+          <w:noProof/>
           <w:lang w:val="en-US"/>
         </w:rPr>
         <w:drawing>
-          <wp:inline distT="0" distB="0" distL="0" distR="0" wp14:anchorId="7AC4F4F3" wp14:editId="15A23A41">
+          <wp:inline distT="0" distB="0" distL="0" distR="0" wp14:anchorId="2749C677" wp14:editId="544F797A">
             <wp:extent cx="2009682" cy="1631315"/>
             <wp:effectExtent l="0" t="0" r="0" b="6985"/>
             <wp:docPr id="1" name="Picture 1"/>
@@ -392,21 +393,12 @@
                 <w:lang w:val="en-US"/>
               </w:rPr>
             </w:pPr>
-            <w:proofErr w:type="spellStart"/>
             <w:r>
               <w:rPr>
                 <w:rFonts w:ascii="Roboto" w:eastAsia="Times New Roman" w:hAnsi="Roboto" w:cs="Arial"/>
                 <w:lang w:val="en-US"/>
               </w:rPr>
-              <w:t>Mwizerwa</w:t>
-            </w:r>
-            <w:proofErr w:type="spellEnd"/>
-            <w:r>
-              <w:rPr>
-                <w:rFonts w:ascii="Roboto" w:eastAsia="Times New Roman" w:hAnsi="Roboto" w:cs="Arial"/>
-                <w:lang w:val="en-US"/>
-              </w:rPr>
-              <w:t xml:space="preserve"> Timothy</w:t>
+              <w:t>Mwizerwa Timothy</w:t>
             </w:r>
           </w:p>
         </w:tc>
@@ -431,7 +423,7 @@
           <w:p>
             <w:pPr>
               <w:spacing w:after="0" w:line="240" w:lineRule="auto"/>
-              <w:jc w:val="right"/>
+              <w:jc w:val="center"/>
               <w:rPr>
                 <w:rFonts w:ascii="Roboto" w:eastAsia="Times New Roman" w:hAnsi="Roboto" w:cs="Arial"/>
                 <w:lang w:val="en-US"/>
@@ -467,6 +459,7 @@
           <w:p>
             <w:pPr>
               <w:spacing w:after="0" w:line="240" w:lineRule="auto"/>
+              <w:jc w:val="center"/>
               <w:rPr>
                 <w:rFonts w:ascii="Roboto" w:eastAsia="Times New Roman" w:hAnsi="Roboto" w:cs="Arial"/>
                 <w:lang w:val="en-US"/>
@@ -574,31 +567,13 @@
                 <w:lang w:val="en-US"/>
               </w:rPr>
             </w:pPr>
-            <w:proofErr w:type="spellStart"/>
             <w:r>
               <w:rPr>
                 <w:rFonts w:ascii="Roboto" w:eastAsia="Times New Roman" w:hAnsi="Roboto" w:cs="Arial"/>
                 <w:lang w:val="en-US"/>
               </w:rPr>
-              <w:t>Kinda</w:t>
+              <w:t>Kinda Kelsey Naluwafu</w:t>
             </w:r>
-            <w:proofErr w:type="spellEnd"/>
-            <w:r>
-              <w:rPr>
-                <w:rFonts w:ascii="Roboto" w:eastAsia="Times New Roman" w:hAnsi="Roboto" w:cs="Arial"/>
-                <w:lang w:val="en-US"/>
-              </w:rPr>
-              <w:t xml:space="preserve"> Kelsey </w:t>
-            </w:r>
-            <w:proofErr w:type="spellStart"/>
-            <w:r>
-              <w:rPr>
-                <w:rFonts w:ascii="Roboto" w:eastAsia="Times New Roman" w:hAnsi="Roboto" w:cs="Arial"/>
-                <w:lang w:val="en-US"/>
-              </w:rPr>
-              <w:t>Naluwafu</w:t>
-            </w:r>
-            <w:proofErr w:type="spellEnd"/>
           </w:p>
         </w:tc>
         <w:tc>
@@ -622,7 +597,7 @@
           <w:p>
             <w:pPr>
               <w:spacing w:after="0" w:line="240" w:lineRule="auto"/>
-              <w:jc w:val="right"/>
+              <w:jc w:val="center"/>
               <w:rPr>
                 <w:rFonts w:ascii="Roboto" w:eastAsia="Times New Roman" w:hAnsi="Roboto" w:cs="Arial"/>
                 <w:lang w:val="en-US"/>
@@ -658,6 +633,7 @@
           <w:p>
             <w:pPr>
               <w:spacing w:after="0" w:line="240" w:lineRule="auto"/>
+              <w:jc w:val="center"/>
               <w:rPr>
                 <w:rFonts w:ascii="Roboto" w:eastAsia="Times New Roman" w:hAnsi="Roboto" w:cs="Arial"/>
                 <w:lang w:val="en-US"/>
@@ -770,17 +746,8 @@
                 <w:rFonts w:ascii="Roboto" w:eastAsia="Times New Roman" w:hAnsi="Roboto" w:cs="Arial"/>
                 <w:lang w:val="en-US"/>
               </w:rPr>
-              <w:t xml:space="preserve">Kato Adrian </w:t>
+              <w:t>Kato Adrian Mugerwa</w:t>
             </w:r>
-            <w:proofErr w:type="spellStart"/>
-            <w:r>
-              <w:rPr>
-                <w:rFonts w:ascii="Roboto" w:eastAsia="Times New Roman" w:hAnsi="Roboto" w:cs="Arial"/>
-                <w:lang w:val="en-US"/>
-              </w:rPr>
-              <w:t>Mugerwa</w:t>
-            </w:r>
-            <w:proofErr w:type="spellEnd"/>
           </w:p>
         </w:tc>
         <w:tc>
@@ -804,7 +771,7 @@
           <w:p>
             <w:pPr>
               <w:spacing w:after="0" w:line="240" w:lineRule="auto"/>
-              <w:jc w:val="right"/>
+              <w:jc w:val="center"/>
               <w:rPr>
                 <w:rFonts w:ascii="Roboto" w:eastAsia="Times New Roman" w:hAnsi="Roboto" w:cs="Arial"/>
                 <w:lang w:val="en-US"/>
@@ -840,6 +807,7 @@
           <w:p>
             <w:pPr>
               <w:spacing w:after="0" w:line="240" w:lineRule="auto"/>
+              <w:jc w:val="center"/>
               <w:rPr>
                 <w:rFonts w:ascii="Roboto" w:eastAsia="Times New Roman" w:hAnsi="Roboto" w:cs="Arial"/>
                 <w:lang w:val="en-US"/>
@@ -947,21 +915,12 @@
                 <w:lang w:val="en-US"/>
               </w:rPr>
             </w:pPr>
-            <w:proofErr w:type="spellStart"/>
             <w:r>
               <w:rPr>
                 <w:rFonts w:ascii="Roboto" w:eastAsia="Times New Roman" w:hAnsi="Roboto" w:cs="Arial"/>
                 <w:lang w:val="en-US"/>
               </w:rPr>
-              <w:t>Naluyima</w:t>
-            </w:r>
-            <w:proofErr w:type="spellEnd"/>
-            <w:r>
-              <w:rPr>
-                <w:rFonts w:ascii="Roboto" w:eastAsia="Times New Roman" w:hAnsi="Roboto" w:cs="Arial"/>
-                <w:lang w:val="en-US"/>
-              </w:rPr>
-              <w:t xml:space="preserve"> Pauline Oliver</w:t>
+              <w:t>Naluyima Pauline Oliver</w:t>
             </w:r>
           </w:p>
         </w:tc>
@@ -986,7 +945,7 @@
           <w:p>
             <w:pPr>
               <w:spacing w:after="0" w:line="240" w:lineRule="auto"/>
-              <w:jc w:val="right"/>
+              <w:jc w:val="center"/>
               <w:rPr>
                 <w:rFonts w:ascii="Roboto" w:eastAsia="Times New Roman" w:hAnsi="Roboto" w:cs="Arial"/>
                 <w:lang w:val="en-US"/>
@@ -1022,6 +981,7 @@
           <w:p>
             <w:pPr>
               <w:spacing w:after="0" w:line="240" w:lineRule="auto"/>
+              <w:jc w:val="center"/>
               <w:rPr>
                 <w:rFonts w:ascii="Roboto" w:eastAsia="Times New Roman" w:hAnsi="Roboto" w:cs="Arial"/>
                 <w:lang w:val="en-US"/>
@@ -1129,21 +1089,12 @@
                 <w:lang w:val="en-US"/>
               </w:rPr>
             </w:pPr>
-            <w:proofErr w:type="spellStart"/>
             <w:r>
               <w:rPr>
                 <w:rFonts w:ascii="Roboto" w:eastAsia="Times New Roman" w:hAnsi="Roboto" w:cs="Arial"/>
                 <w:lang w:val="en-US"/>
               </w:rPr>
-              <w:t>Aroba</w:t>
-            </w:r>
-            <w:proofErr w:type="spellEnd"/>
-            <w:r>
-              <w:rPr>
-                <w:rFonts w:ascii="Roboto" w:eastAsia="Times New Roman" w:hAnsi="Roboto" w:cs="Arial"/>
-                <w:lang w:val="en-US"/>
-              </w:rPr>
-              <w:t xml:space="preserve"> Joseph</w:t>
+              <w:t>Aroba Joseph</w:t>
             </w:r>
           </w:p>
         </w:tc>
@@ -1168,7 +1119,7 @@
           <w:p>
             <w:pPr>
               <w:spacing w:after="0" w:line="240" w:lineRule="auto"/>
-              <w:jc w:val="right"/>
+              <w:jc w:val="center"/>
               <w:rPr>
                 <w:rFonts w:ascii="Roboto" w:eastAsia="Times New Roman" w:hAnsi="Roboto" w:cs="Arial"/>
                 <w:lang w:val="en-US"/>
@@ -1204,6 +1155,7 @@
           <w:p>
             <w:pPr>
               <w:spacing w:after="0" w:line="240" w:lineRule="auto"/>
+              <w:jc w:val="center"/>
               <w:rPr>
                 <w:rFonts w:ascii="Roboto" w:eastAsia="Times New Roman" w:hAnsi="Roboto" w:cs="Arial"/>
                 <w:lang w:val="en-US"/>
@@ -1301,8 +1253,6 @@
           <w:lang w:val="en-US"/>
         </w:rPr>
       </w:pPr>
-      <w:bookmarkStart w:id="0" w:name="_GoBack"/>
-      <w:bookmarkEnd w:id="0"/>
       <w:r>
         <w:rPr>
           <w:b/>
@@ -1310,25 +1260,7 @@
           <w:lang w:val="en-US"/>
         </w:rPr>
         <w:lastRenderedPageBreak/>
-        <w:t xml:space="preserve">Lab 0 Report: Setting Up </w:t>
-      </w:r>
-      <w:proofErr w:type="spellStart"/>
-      <w:r>
-        <w:rPr>
-          <w:b/>
-          <w:bCs/>
-          <w:lang w:val="en-US"/>
-        </w:rPr>
-        <w:t>CloudLab</w:t>
-      </w:r>
-      <w:proofErr w:type="spellEnd"/>
-      <w:r>
-        <w:rPr>
-          <w:b/>
-          <w:bCs/>
-          <w:lang w:val="en-US"/>
-        </w:rPr>
-        <w:t xml:space="preserve"> Environment</w:t>
+        <w:t>Lab 0 Report: Setting Up CloudLab Environment</w:t>
       </w:r>
     </w:p>
     <w:p>
@@ -1358,35 +1290,7 @@
         <w:rPr>
           <w:lang w:val="en-US"/>
         </w:rPr>
-        <w:t xml:space="preserve">This lab </w:t>
-      </w:r>
-      <w:proofErr w:type="gramStart"/>
-      <w:r>
-        <w:rPr>
-          <w:lang w:val="en-US"/>
-        </w:rPr>
-        <w:t>was aimed</w:t>
-      </w:r>
-      <w:proofErr w:type="gramEnd"/>
-      <w:r>
-        <w:rPr>
-          <w:lang w:val="en-US"/>
-        </w:rPr>
-        <w:t xml:space="preserve"> at helping us get started with the project infrastructure. The main goal was to ensure that all group members could access the required systems, set up accounts, and successfully run a basic </w:t>
-      </w:r>
-      <w:proofErr w:type="spellStart"/>
-      <w:r>
-        <w:rPr>
-          <w:lang w:val="en-US"/>
-        </w:rPr>
-        <w:t>CloudLab</w:t>
-      </w:r>
-      <w:proofErr w:type="spellEnd"/>
-      <w:r>
-        <w:rPr>
-          <w:lang w:val="en-US"/>
-        </w:rPr>
-        <w:t xml:space="preserve"> experiment. The lab also helped us understand teamwork, version control, and remote server access.</w:t>
+        <w:t>This lab was aimed at helping us get started with the project infrastructure. The main goal was to ensure that all group members could access the required systems, set up accounts, and successfully run a basic CloudLab experiment. The lab also helped us understand teamwork, version control, and remote server access.</w:t>
       </w:r>
     </w:p>
     <w:p>
@@ -1466,105 +1370,39 @@
           <w:lang w:val="en-US"/>
         </w:rPr>
       </w:pPr>
-      <w:proofErr w:type="spellStart"/>
-      <w:r>
-        <w:rPr>
-          <w:b/>
-          <w:bCs/>
-          <w:lang w:val="en-US"/>
-        </w:rPr>
-        <w:t>CloudLab</w:t>
-      </w:r>
-      <w:proofErr w:type="spellEnd"/>
-      <w:r>
-        <w:rPr>
-          <w:b/>
-          <w:bCs/>
-          <w:lang w:val="en-US"/>
-        </w:rPr>
-        <w:t xml:space="preserve"> Account Creation</w:t>
-      </w:r>
-    </w:p>
-    <w:p>
-      <w:pPr>
-        <w:rPr>
-          <w:lang w:val="en-US"/>
-        </w:rPr>
-      </w:pPr>
-      <w:r>
-        <w:rPr>
-          <w:lang w:val="en-US"/>
-        </w:rPr>
-        <w:t xml:space="preserve">We created a </w:t>
-      </w:r>
-      <w:proofErr w:type="spellStart"/>
-      <w:r>
-        <w:rPr>
-          <w:lang w:val="en-US"/>
-        </w:rPr>
-        <w:t>CloudLab</w:t>
-      </w:r>
-      <w:proofErr w:type="spellEnd"/>
-      <w:r>
-        <w:rPr>
-          <w:lang w:val="en-US"/>
-        </w:rPr>
-        <w:t xml:space="preserve"> account using the group email and group ID as instructed. The required details included username, full name, email, and affiliation (</w:t>
-      </w:r>
-      <w:proofErr w:type="spellStart"/>
-      <w:r>
-        <w:rPr>
-          <w:lang w:val="en-US"/>
-        </w:rPr>
-        <w:t>Makerere</w:t>
-      </w:r>
-      <w:proofErr w:type="spellEnd"/>
-      <w:r>
-        <w:rPr>
-          <w:lang w:val="en-US"/>
-        </w:rPr>
-        <w:t xml:space="preserve"> University Kampala). We also uploaded an SSH public key for secure access to </w:t>
-      </w:r>
-      <w:proofErr w:type="spellStart"/>
-      <w:r>
-        <w:rPr>
-          <w:lang w:val="en-US"/>
-        </w:rPr>
-        <w:t>CloudLab</w:t>
-      </w:r>
-      <w:proofErr w:type="spellEnd"/>
-      <w:r>
-        <w:rPr>
-          <w:lang w:val="en-US"/>
-        </w:rPr>
-        <w:t xml:space="preserve"> machines.</w:t>
-      </w:r>
-    </w:p>
-    <w:p>
-      <w:pPr>
-        <w:rPr>
-          <w:lang w:val="en-US"/>
-        </w:rPr>
-      </w:pPr>
-      <w:r>
-        <w:rPr>
-          <w:lang w:val="en-US"/>
-        </w:rPr>
-        <w:t xml:space="preserve">After submitting the request and verifying the email, we waited for account approval. Once approved, we logged into the </w:t>
-      </w:r>
-      <w:proofErr w:type="spellStart"/>
-      <w:r>
-        <w:rPr>
-          <w:lang w:val="en-US"/>
-        </w:rPr>
-        <w:t>CloudLab</w:t>
-      </w:r>
-      <w:proofErr w:type="spellEnd"/>
-      <w:r>
-        <w:rPr>
-          <w:lang w:val="en-US"/>
-        </w:rPr>
-        <w:t xml:space="preserve"> dashboard successfully.</w:t>
+      <w:r>
+        <w:rPr>
+          <w:b/>
+          <w:bCs/>
+          <w:lang w:val="en-US"/>
+        </w:rPr>
+        <w:t>CloudLab Account Creation</w:t>
+      </w:r>
+    </w:p>
+    <w:p>
+      <w:pPr>
+        <w:rPr>
+          <w:lang w:val="en-US"/>
+        </w:rPr>
+      </w:pPr>
+      <w:r>
+        <w:rPr>
+          <w:lang w:val="en-US"/>
+        </w:rPr>
+        <w:t>We created a CloudLab account using the group email and group ID as instructed. The required details included username, full name, email, and affiliation (Makerere University Kampala). We also uploaded an SSH public key for secure access to CloudLab machines.</w:t>
+      </w:r>
+    </w:p>
+    <w:p>
+      <w:pPr>
+        <w:rPr>
+          <w:lang w:val="en-US"/>
+        </w:rPr>
+      </w:pPr>
+      <w:r>
+        <w:rPr>
+          <w:lang w:val="en-US"/>
+        </w:rPr>
+        <w:t>After submitting the request and verifying the email, we waited for account approval. Once approved, we logged into the CloudLab dashboard successfully.</w:t>
       </w:r>
     </w:p>
     <w:p>
@@ -1652,21 +1490,7 @@
         <w:rPr>
           <w:lang w:val="en-US"/>
         </w:rPr>
-        <w:t xml:space="preserve">We started an experiment by selecting the project profile and choosing the correct lab. We named the experiment using our group ID and selected a suitable cluster. After a few minutes, the experiment </w:t>
-      </w:r>
-      <w:proofErr w:type="gramStart"/>
-      <w:r>
-        <w:rPr>
-          <w:lang w:val="en-US"/>
-        </w:rPr>
-        <w:t>was successfully created</w:t>
-      </w:r>
-      <w:proofErr w:type="gramEnd"/>
-      <w:r>
-        <w:rPr>
-          <w:lang w:val="en-US"/>
-        </w:rPr>
-        <w:t>.</w:t>
+        <w:t>We started an experiment by selecting the project profile and choosing the correct lab. We named the experiment using our group ID and selected a suitable cluster. After a few minutes, the experiment was successfully created.</w:t>
       </w:r>
     </w:p>
     <w:p>
@@ -1716,21 +1540,7 @@
         <w:rPr>
           <w:lang w:val="en-US"/>
         </w:rPr>
-        <w:t xml:space="preserve">We used SSH to log into the </w:t>
-      </w:r>
-      <w:proofErr w:type="spellStart"/>
-      <w:r>
-        <w:rPr>
-          <w:lang w:val="en-US"/>
-        </w:rPr>
-        <w:t>CloudLab</w:t>
-      </w:r>
-      <w:proofErr w:type="spellEnd"/>
-      <w:r>
-        <w:rPr>
-          <w:lang w:val="en-US"/>
-        </w:rPr>
-        <w:t xml:space="preserve"> machines. To make access easier, we set up an SSH authentication agent on our local machines. This allowed us to connect to multiple servers without entering passwords repeatedly.</w:t>
+        <w:t>We used SSH to log into the CloudLab machines. To make access easier, we set up an SSH authentication agent on our local machines. This allowed us to connect to multiple servers without entering passwords repeatedly.</w:t>
       </w:r>
     </w:p>
     <w:p>
@@ -1744,57 +1554,7 @@
           <w:lang w:val="en-US"/>
         </w:rPr>
         <w:lastRenderedPageBreak/>
-        <w:t xml:space="preserve">We used commands like </w:t>
-      </w:r>
-      <w:proofErr w:type="spellStart"/>
-      <w:r>
-        <w:rPr>
-          <w:lang w:val="en-US"/>
-        </w:rPr>
-        <w:t>ssh</w:t>
-      </w:r>
-      <w:proofErr w:type="spellEnd"/>
-      <w:r>
-        <w:rPr>
-          <w:lang w:val="en-US"/>
-        </w:rPr>
-        <w:t xml:space="preserve">-agent, </w:t>
-      </w:r>
-      <w:proofErr w:type="spellStart"/>
-      <w:proofErr w:type="gramStart"/>
-      <w:r>
-        <w:rPr>
-          <w:lang w:val="en-US"/>
-        </w:rPr>
-        <w:t>ssh</w:t>
-      </w:r>
-      <w:proofErr w:type="spellEnd"/>
-      <w:r>
-        <w:rPr>
-          <w:lang w:val="en-US"/>
-        </w:rPr>
-        <w:t>-</w:t>
-      </w:r>
-      <w:proofErr w:type="gramEnd"/>
-      <w:r>
-        <w:rPr>
-          <w:lang w:val="en-US"/>
-        </w:rPr>
-        <w:t xml:space="preserve">add, and </w:t>
-      </w:r>
-      <w:proofErr w:type="spellStart"/>
-      <w:r>
-        <w:rPr>
-          <w:lang w:val="en-US"/>
-        </w:rPr>
-        <w:t>ssh</w:t>
-      </w:r>
-      <w:proofErr w:type="spellEnd"/>
-      <w:r>
-        <w:rPr>
-          <w:lang w:val="en-US"/>
-        </w:rPr>
-        <w:t xml:space="preserve"> -A to enable secure and smooth access across all nodes.</w:t>
+        <w:t>We used commands like ssh-agent, ssh-add, and ssh -A to enable secure and smooth access across all nodes.</w:t>
       </w:r>
     </w:p>
     <w:p>
@@ -1906,21 +1666,7 @@
         <w:rPr>
           <w:lang w:val="en-US"/>
         </w:rPr>
-        <w:t xml:space="preserve">Overall, the lab was successful. We were able to set up our </w:t>
-      </w:r>
-      <w:proofErr w:type="spellStart"/>
-      <w:r>
-        <w:rPr>
-          <w:lang w:val="en-US"/>
-        </w:rPr>
-        <w:t>CloudLab</w:t>
-      </w:r>
-      <w:proofErr w:type="spellEnd"/>
-      <w:r>
-        <w:rPr>
-          <w:lang w:val="en-US"/>
-        </w:rPr>
-        <w:t xml:space="preserve"> environment, collaborate as a group, and run our first experiment. This lab provided a strong foundation for future project tasks, especially in cloud computing, teamwork, and server management.</w:t>
+        <w:t>Overall, the lab was successful. We were able to set up our CloudLab environment, collaborate as a group, and run our first experiment. This lab provided a strong foundation for future project tasks, especially in cloud computing, teamwork, and server management.</w:t>
       </w:r>
     </w:p>
     <w:p>
@@ -1942,7 +1688,7 @@
 </file>
 
 <file path=word/numbering.xml><?xml version="1.0" encoding="utf-8"?>
-<w:numbering xmlns:wpc="http://schemas.microsoft.com/office/word/2010/wordprocessingCanvas" xmlns:cx="http://schemas.microsoft.com/office/drawing/2014/chartex" xmlns:cx1="http://schemas.microsoft.com/office/drawing/2015/9/8/chartex" xmlns:mc="http://schemas.openxmlformats.org/markup-compatibility/2006" xmlns:o="urn:schemas-microsoft-com:office:office" xmlns:r="http://schemas.openxmlformats.org/officeDocument/2006/relationships" xmlns:m="http://schemas.openxmlformats.org/officeDocument/2006/math" xmlns:v="urn:schemas-microsoft-com:vml" xmlns:wp14="http://schemas.microsoft.com/office/word/2010/wordprocessingDrawing" xmlns:wp="http://schemas.openxmlformats.org/drawingml/2006/wordprocessingDrawing" xmlns:w10="urn:schemas-microsoft-com:office:word" xmlns:w="http://schemas.openxmlformats.org/wordprocessingml/2006/main" xmlns:w14="http://schemas.microsoft.com/office/word/2010/wordml" xmlns:w15="http://schemas.microsoft.com/office/word/2012/wordml" xmlns:w16se="http://schemas.microsoft.com/office/word/2015/wordml/symex" xmlns:wpg="http://schemas.microsoft.com/office/word/2010/wordprocessingGroup" xmlns:wpi="http://schemas.microsoft.com/office/word/2010/wordprocessingInk" xmlns:wne="http://schemas.microsoft.com/office/word/2006/wordml" xmlns:wps="http://schemas.microsoft.com/office/word/2010/wordprocessingShape" mc:Ignorable="w14 w15 w16se wp14">
+<w:numbering xmlns:wpc="http://schemas.microsoft.com/office/word/2010/wordprocessingCanvas" xmlns:cx="http://schemas.microsoft.com/office/drawing/2014/chartex" xmlns:cx1="http://schemas.microsoft.com/office/drawing/2015/9/8/chartex" xmlns:cx2="http://schemas.microsoft.com/office/drawing/2015/10/21/chartex" xmlns:cx3="http://schemas.microsoft.com/office/drawing/2016/5/9/chartex" xmlns:cx4="http://schemas.microsoft.com/office/drawing/2016/5/10/chartex" xmlns:cx5="http://schemas.microsoft.com/office/drawing/2016/5/11/chartex" xmlns:cx6="http://schemas.microsoft.com/office/drawing/2016/5/12/chartex" xmlns:cx7="http://schemas.microsoft.com/office/drawing/2016/5/13/chartex" xmlns:cx8="http://schemas.microsoft.com/office/drawing/2016/5/14/chartex" xmlns:mc="http://schemas.openxmlformats.org/markup-compatibility/2006" xmlns:aink="http://schemas.microsoft.com/office/drawing/2016/ink" xmlns:am3d="http://schemas.microsoft.com/office/drawing/2017/model3d" xmlns:o="urn:schemas-microsoft-com:office:office" xmlns:oel="http://schemas.microsoft.com/office/2019/extlst" xmlns:r="http://schemas.openxmlformats.org/officeDocument/2006/relationships" xmlns:m="http://schemas.openxmlformats.org/officeDocument/2006/math" xmlns:v="urn:schemas-microsoft-com:vml" xmlns:wp14="http://schemas.microsoft.com/office/word/2010/wordprocessingDrawing" xmlns:wp="http://schemas.openxmlformats.org/drawingml/2006/wordprocessingDrawing" xmlns:w10="urn:schemas-microsoft-com:office:word" xmlns:w="http://schemas.openxmlformats.org/wordprocessingml/2006/main" xmlns:w14="http://schemas.microsoft.com/office/word/2010/wordml" xmlns:w15="http://schemas.microsoft.com/office/word/2012/wordml" xmlns:w16cex="http://schemas.microsoft.com/office/word/2018/wordml/cex" xmlns:w16cid="http://schemas.microsoft.com/office/word/2016/wordml/cid" xmlns:w16="http://schemas.microsoft.com/office/word/2018/wordml" xmlns:w16du="http://schemas.microsoft.com/office/word/2023/wordml/word16du" xmlns:w16sdtdh="http://schemas.microsoft.com/office/word/2020/wordml/sdtdatahash" xmlns:w16se="http://schemas.microsoft.com/office/word/2015/wordml/symex" xmlns:wpg="http://schemas.microsoft.com/office/word/2010/wordprocessingGroup" xmlns:wpi="http://schemas.microsoft.com/office/word/2010/wordprocessingInk" xmlns:wne="http://schemas.microsoft.com/office/word/2006/wordml" xmlns:wps="http://schemas.microsoft.com/office/word/2010/wordprocessingShape" mc:Ignorable="w14 w15 w16se w16cid w16 w16cex w16sdtdh wp14">
   <w:abstractNum w:abstractNumId="0" w15:restartNumberingAfterBreak="0">
     <w:nsid w:val="0EA577F3"/>
     <w:multiLevelType w:val="multilevel"/>
@@ -2092,21 +1838,21 @@
       </w:rPr>
     </w:lvl>
   </w:abstractNum>
-  <w:num w:numId="1">
+  <w:num w:numId="1" w16cid:durableId="1018774037">
     <w:abstractNumId w:val="0"/>
   </w:num>
 </w:numbering>
 </file>
 
 <file path=word/styles.xml><?xml version="1.0" encoding="utf-8"?>
-<w:styles xmlns:mc="http://schemas.openxmlformats.org/markup-compatibility/2006" xmlns:r="http://schemas.openxmlformats.org/officeDocument/2006/relationships" xmlns:w="http://schemas.openxmlformats.org/wordprocessingml/2006/main" xmlns:w14="http://schemas.microsoft.com/office/word/2010/wordml" xmlns:w15="http://schemas.microsoft.com/office/word/2012/wordml" xmlns:w16se="http://schemas.microsoft.com/office/word/2015/wordml/symex" mc:Ignorable="w14 w15 w16se">
+<w:styles xmlns:mc="http://schemas.openxmlformats.org/markup-compatibility/2006" xmlns:r="http://schemas.openxmlformats.org/officeDocument/2006/relationships" xmlns:w="http://schemas.openxmlformats.org/wordprocessingml/2006/main" xmlns:w14="http://schemas.microsoft.com/office/word/2010/wordml" xmlns:w15="http://schemas.microsoft.com/office/word/2012/wordml" xmlns:w16cex="http://schemas.microsoft.com/office/word/2018/wordml/cex" xmlns:w16cid="http://schemas.microsoft.com/office/word/2016/wordml/cid" xmlns:w16="http://schemas.microsoft.com/office/word/2018/wordml" xmlns:w16sdtdh="http://schemas.microsoft.com/office/word/2020/wordml/sdtdatahash" xmlns:w16se="http://schemas.microsoft.com/office/word/2015/wordml/symex" mc:Ignorable="w14 w15 w16se w16cid w16 w16cex w16sdtdh">
   <w:docDefaults>
     <w:rPrDefault>
       <w:rPr>
         <w:rFonts w:asciiTheme="minorHAnsi" w:eastAsiaTheme="minorHAnsi" w:hAnsiTheme="minorHAnsi" w:cstheme="minorBidi"/>
         <w:sz w:val="22"/>
         <w:szCs w:val="22"/>
-        <w:lang w:val="en-UG" w:eastAsia="en-US" w:bidi="ar-SA"/>
+        <w:lang w:eastAsia="en-US" w:bidi="ar-SA"/>
       </w:rPr>
     </w:rPrDefault>
     <w:pPrDefault>
@@ -2115,7 +1861,7 @@
       </w:pPr>
     </w:pPrDefault>
   </w:docDefaults>
-  <w:latentStyles w:defLockedState="0" w:defUIPriority="99" w:defSemiHidden="0" w:defUnhideWhenUsed="0" w:defQFormat="0" w:count="371">
+  <w:latentStyles w:defLockedState="0" w:defUIPriority="99" w:defSemiHidden="0" w:defUnhideWhenUsed="0" w:defQFormat="0" w:count="376">
     <w:lsdException w:name="Normal" w:uiPriority="0" w:qFormat="1"/>
     <w:lsdException w:name="heading 1" w:uiPriority="9" w:qFormat="1"/>
     <w:lsdException w:name="heading 2" w:semiHidden="1" w:uiPriority="9" w:unhideWhenUsed="1" w:qFormat="1"/>
@@ -2221,7 +1967,6 @@
     <w:lsdException w:name="HTML Sample" w:semiHidden="1" w:unhideWhenUsed="1"/>
     <w:lsdException w:name="HTML Typewriter" w:semiHidden="1" w:unhideWhenUsed="1"/>
     <w:lsdException w:name="HTML Variable" w:semiHidden="1" w:unhideWhenUsed="1"/>
-    <w:lsdException w:name="Normal Table" w:semiHidden="1" w:unhideWhenUsed="1"/>
     <w:lsdException w:name="annotation subject" w:semiHidden="1" w:unhideWhenUsed="1"/>
     <w:lsdException w:name="No List" w:semiHidden="1" w:unhideWhenUsed="1"/>
     <w:lsdException w:name="Outline List 1" w:semiHidden="1" w:unhideWhenUsed="1"/>
@@ -2264,11 +2009,8 @@
     <w:lsdException w:name="Table Contemporary" w:semiHidden="1" w:unhideWhenUsed="1"/>
     <w:lsdException w:name="Table Elegant" w:semiHidden="1" w:unhideWhenUsed="1"/>
     <w:lsdException w:name="Table Professional" w:semiHidden="1" w:unhideWhenUsed="1"/>
-    <w:lsdException w:name="Table Subtle 1" w:semiHidden="1" w:unhideWhenUsed="1"/>
     <w:lsdException w:name="Table Subtle 2" w:semiHidden="1" w:unhideWhenUsed="1"/>
     <w:lsdException w:name="Table Web 1" w:semiHidden="1" w:unhideWhenUsed="1"/>
-    <w:lsdException w:name="Table Web 2" w:semiHidden="1" w:unhideWhenUsed="1"/>
-    <w:lsdException w:name="Table Web 3" w:semiHidden="1" w:unhideWhenUsed="1"/>
     <w:lsdException w:name="Balloon Text" w:semiHidden="1" w:unhideWhenUsed="1"/>
     <w:lsdException w:name="Table Grid" w:uiPriority="39"/>
     <w:lsdException w:name="Table Theme" w:semiHidden="1" w:unhideWhenUsed="1"/>
@@ -2487,6 +2229,11 @@
     <w:lsdException w:name="List Table 5 Dark Accent 6" w:uiPriority="50"/>
     <w:lsdException w:name="List Table 6 Colorful Accent 6" w:uiPriority="51"/>
     <w:lsdException w:name="List Table 7 Colorful Accent 6" w:uiPriority="52"/>
+    <w:lsdException w:name="Mention" w:semiHidden="1" w:unhideWhenUsed="1"/>
+    <w:lsdException w:name="Smart Hyperlink" w:semiHidden="1" w:unhideWhenUsed="1"/>
+    <w:lsdException w:name="Hashtag" w:semiHidden="1" w:unhideWhenUsed="1"/>
+    <w:lsdException w:name="Unresolved Mention" w:semiHidden="1" w:unhideWhenUsed="1"/>
+    <w:lsdException w:name="Smart Link" w:semiHidden="1" w:unhideWhenUsed="1"/>
   </w:latentStyles>
   <w:style w:type="paragraph" w:default="1" w:styleId="Normal">
     <w:name w:val="Normal"/>

--- a/Lab-0-Report.docx
+++ b/Lab-0-Report.docx
@@ -1407,21 +1407,18 @@
     </w:p>
     <w:p>
       <w:pPr>
-        <w:rPr>
-          <w:lang w:val="en-US"/>
-        </w:rPr>
-      </w:pPr>
-    </w:p>
-    <w:p>
-      <w:pPr>
-        <w:rPr>
-          <w:b/>
-          <w:bCs/>
-          <w:lang w:val="en-US"/>
-        </w:rPr>
-      </w:pPr>
-      <w:r>
-        <w:rPr>
+        <w:spacing w:after="0"/>
+        <w:jc w:val="both"/>
+        <w:rPr>
+          <w:rFonts w:ascii="Times New Roman" w:hAnsi="Times New Roman" w:cs="Times New Roman"/>
+          <w:b/>
+          <w:bCs/>
+          <w:lang w:val="en-US"/>
+        </w:rPr>
+      </w:pPr>
+      <w:r>
+        <w:rPr>
+          <w:rFonts w:ascii="Times New Roman" w:hAnsi="Times New Roman" w:cs="Times New Roman"/>
           <w:b/>
           <w:bCs/>
           <w:lang w:val="en-US"/>
@@ -1431,18 +1428,23 @@
     </w:p>
     <w:p>
       <w:pPr>
-        <w:rPr>
-          <w:lang w:val="en-US"/>
-        </w:rPr>
-      </w:pPr>
-      <w:r>
-        <w:rPr>
+        <w:spacing w:after="0"/>
+        <w:jc w:val="both"/>
+        <w:rPr>
+          <w:rFonts w:ascii="Times New Roman" w:hAnsi="Times New Roman" w:cs="Times New Roman"/>
+          <w:lang w:val="en-US"/>
+        </w:rPr>
+      </w:pPr>
+      <w:r>
+        <w:rPr>
+          <w:rFonts w:ascii="Times New Roman" w:hAnsi="Times New Roman" w:cs="Times New Roman"/>
           <w:lang w:val="en-US"/>
         </w:rPr>
         <w:t xml:space="preserve">After logging in, we checked and confirmed that our SSH keys were properly added. We also changed the default shell to </w:t>
       </w:r>
       <w:r>
         <w:rPr>
+          <w:rFonts w:ascii="Times New Roman" w:hAnsi="Times New Roman" w:cs="Times New Roman"/>
           <w:b/>
           <w:bCs/>
           <w:lang w:val="en-US"/>
@@ -1451,6 +1453,7 @@
       </w:r>
       <w:r>
         <w:rPr>
+          <w:rFonts w:ascii="Times New Roman" w:hAnsi="Times New Roman" w:cs="Times New Roman"/>
           <w:lang w:val="en-US"/>
         </w:rPr>
         <w:t>, as recommended for running scripts. This step ensures compatibility with most project scripts.</w:t>
@@ -1458,21 +1461,98 @@
     </w:p>
     <w:p>
       <w:pPr>
-        <w:rPr>
-          <w:lang w:val="en-US"/>
-        </w:rPr>
-      </w:pPr>
-    </w:p>
-    <w:p>
-      <w:pPr>
-        <w:rPr>
-          <w:b/>
-          <w:bCs/>
-          <w:lang w:val="en-US"/>
-        </w:rPr>
-      </w:pPr>
-      <w:r>
-        <w:rPr>
+        <w:spacing w:after="0"/>
+        <w:jc w:val="both"/>
+        <w:rPr>
+          <w:rFonts w:ascii="Times New Roman" w:hAnsi="Times New Roman" w:cs="Times New Roman"/>
+          <w:b/>
+          <w:bCs/>
+          <w:lang w:val="en-US"/>
+        </w:rPr>
+      </w:pPr>
+      <w:r>
+        <w:rPr>
+          <w:rFonts w:ascii="Times New Roman" w:hAnsi="Times New Roman" w:cs="Times New Roman"/>
+          <w:noProof/>
+          <w:lang w:val="en-US"/>
+        </w:rPr>
+        <w:drawing>
+          <wp:anchor distT="0" distB="0" distL="114300" distR="114300" simplePos="0" relativeHeight="251659264" behindDoc="1" locked="0" layoutInCell="1" allowOverlap="1" wp14:anchorId="38B1D373" wp14:editId="1909C802">
+            <wp:simplePos x="0" y="0"/>
+            <wp:positionH relativeFrom="column">
+              <wp:posOffset>-166238</wp:posOffset>
+            </wp:positionH>
+            <wp:positionV relativeFrom="paragraph">
+              <wp:posOffset>20171</wp:posOffset>
+            </wp:positionV>
+            <wp:extent cx="2830830" cy="1988820"/>
+            <wp:effectExtent l="0" t="0" r="7620" b="0"/>
+            <wp:wrapTight wrapText="bothSides">
+              <wp:wrapPolygon edited="0">
+                <wp:start x="0" y="0"/>
+                <wp:lineTo x="0" y="21310"/>
+                <wp:lineTo x="21513" y="21310"/>
+                <wp:lineTo x="21513" y="0"/>
+                <wp:lineTo x="0" y="0"/>
+              </wp:wrapPolygon>
+            </wp:wrapTight>
+            <wp:docPr id="5" name="Picture 5" descr="C:\Users\CODEZ\Downloads\26.png"/>
+            <wp:cNvGraphicFramePr>
+              <a:graphicFrameLocks xmlns:a="http://schemas.openxmlformats.org/drawingml/2006/main" noChangeAspect="1"/>
+            </wp:cNvGraphicFramePr>
+            <a:graphic xmlns:a="http://schemas.openxmlformats.org/drawingml/2006/main">
+              <a:graphicData uri="http://schemas.openxmlformats.org/drawingml/2006/picture">
+                <pic:pic xmlns:pic="http://schemas.openxmlformats.org/drawingml/2006/picture">
+                  <pic:nvPicPr>
+                    <pic:cNvPr id="0" name="Picture 4" descr="C:\Users\CODEZ\Downloads\26.png"/>
+                    <pic:cNvPicPr>
+                      <a:picLocks noChangeAspect="1" noChangeArrowheads="1"/>
+                    </pic:cNvPicPr>
+                  </pic:nvPicPr>
+                  <pic:blipFill rotWithShape="1">
+                    <a:blip r:embed="rId6" cstate="print">
+                      <a:extLst>
+                        <a:ext uri="{28A0092B-C50C-407E-A947-70E740481C1C}">
+                          <a14:useLocalDpi xmlns:a14="http://schemas.microsoft.com/office/drawing/2010/main" val="0"/>
+                        </a:ext>
+                      </a:extLst>
+                    </a:blip>
+                    <a:srcRect l="7254" r="43325" b="13872"/>
+                    <a:stretch/>
+                  </pic:blipFill>
+                  <pic:spPr bwMode="auto">
+                    <a:xfrm>
+                      <a:off x="0" y="0"/>
+                      <a:ext cx="2830830" cy="1988820"/>
+                    </a:xfrm>
+                    <a:prstGeom prst="rect">
+                      <a:avLst/>
+                    </a:prstGeom>
+                    <a:noFill/>
+                    <a:ln>
+                      <a:noFill/>
+                    </a:ln>
+                    <a:extLst>
+                      <a:ext uri="{53640926-AAD7-44D8-BBD7-CCE9431645EC}">
+                        <a14:shadowObscured xmlns:a14="http://schemas.microsoft.com/office/drawing/2010/main"/>
+                      </a:ext>
+                    </a:extLst>
+                  </pic:spPr>
+                </pic:pic>
+              </a:graphicData>
+            </a:graphic>
+            <wp14:sizeRelH relativeFrom="page">
+              <wp14:pctWidth>0</wp14:pctWidth>
+            </wp14:sizeRelH>
+            <wp14:sizeRelV relativeFrom="page">
+              <wp14:pctHeight>0</wp14:pctHeight>
+            </wp14:sizeRelV>
+          </wp:anchor>
+        </w:drawing>
+      </w:r>
+      <w:r>
+        <w:rPr>
+          <w:rFonts w:ascii="Times New Roman" w:hAnsi="Times New Roman" w:cs="Times New Roman"/>
           <w:b/>
           <w:bCs/>
           <w:lang w:val="en-US"/>
@@ -1482,6 +1562,109 @@
     </w:p>
     <w:p>
       <w:pPr>
+        <w:spacing w:after="0"/>
+        <w:jc w:val="both"/>
+        <w:rPr>
+          <w:rFonts w:ascii="Times New Roman" w:hAnsi="Times New Roman" w:cs="Times New Roman"/>
+          <w:lang w:val="en-US"/>
+        </w:rPr>
+      </w:pPr>
+      <w:r>
+        <w:rPr>
+          <w:rFonts w:ascii="Times New Roman" w:hAnsi="Times New Roman" w:cs="Times New Roman"/>
+          <w:lang w:val="en-US"/>
+        </w:rPr>
+        <w:t>We started an experiment by selecting the project profile and choosing the Lab 0. We named the experiment using our group ID</w:t>
+      </w:r>
+      <w:r>
+        <w:rPr>
+          <w:rFonts w:ascii="Times New Roman" w:hAnsi="Times New Roman" w:cs="Times New Roman"/>
+          <w:lang w:val="en-US"/>
+        </w:rPr>
+        <w:t xml:space="preserve"> ‘</w:t>
+      </w:r>
+      <w:proofErr w:type="spellStart"/>
+      <w:r>
+        <w:rPr>
+          <w:rFonts w:ascii="Times New Roman" w:hAnsi="Times New Roman" w:cs="Times New Roman"/>
+          <w:lang w:val="en-US"/>
+        </w:rPr>
+        <w:t>daz</w:t>
+      </w:r>
+      <w:proofErr w:type="spellEnd"/>
+      <w:r>
+        <w:rPr>
+          <w:rFonts w:ascii="Times New Roman" w:hAnsi="Times New Roman" w:cs="Times New Roman"/>
+          <w:lang w:val="en-US"/>
+        </w:rPr>
+        <w:t>’ and selected Utah cluster. After a few minutes, then experiment was successfully created.</w:t>
+      </w:r>
+    </w:p>
+    <w:p>
+      <w:pPr>
+        <w:spacing w:after="0"/>
+        <w:jc w:val="both"/>
+        <w:rPr>
+          <w:rFonts w:ascii="Times New Roman" w:hAnsi="Times New Roman" w:cs="Times New Roman"/>
+          <w:lang w:val="en-US"/>
+        </w:rPr>
+      </w:pPr>
+      <w:r>
+        <w:rPr>
+          <w:rFonts w:ascii="Times New Roman" w:hAnsi="Times New Roman" w:cs="Times New Roman"/>
+          <w:lang w:val="en-US"/>
+        </w:rPr>
+        <w:t>The system automatically provided client and server machines. We accessed these machines using SSH commands provided on the dashboard once their status showed “Finished.”</w:t>
+      </w:r>
+    </w:p>
+    <w:p>
+      <w:pPr>
+        <w:spacing w:after="0"/>
+        <w:jc w:val="both"/>
+        <w:rPr>
+          <w:rFonts w:ascii="Times New Roman" w:hAnsi="Times New Roman" w:cs="Times New Roman"/>
+          <w:lang w:val="en-US"/>
+        </w:rPr>
+      </w:pPr>
+    </w:p>
+    <w:p>
+      <w:pPr>
+        <w:spacing w:after="0"/>
+        <w:jc w:val="both"/>
+        <w:rPr>
+          <w:rFonts w:ascii="Times New Roman" w:hAnsi="Times New Roman" w:cs="Times New Roman"/>
+          <w:b/>
+          <w:bCs/>
+          <w:lang w:val="en-US"/>
+        </w:rPr>
+      </w:pPr>
+    </w:p>
+    <w:p>
+      <w:pPr>
+        <w:rPr>
+          <w:lang w:val="en-US"/>
+        </w:rPr>
+      </w:pPr>
+    </w:p>
+    <w:p>
+      <w:pPr>
+        <w:rPr>
+          <w:b/>
+          <w:bCs/>
+          <w:lang w:val="en-US"/>
+        </w:rPr>
+      </w:pPr>
+      <w:r>
+        <w:rPr>
+          <w:b/>
+          <w:bCs/>
+          <w:lang w:val="en-US"/>
+        </w:rPr>
+        <w:t>Starting an Experiment</w:t>
+      </w:r>
+    </w:p>
+    <w:p>
+      <w:pPr>
         <w:rPr>
           <w:lang w:val="en-US"/>
         </w:rPr>
@@ -1503,6 +1686,7 @@
         <w:rPr>
           <w:lang w:val="en-US"/>
         </w:rPr>
+        <w:lastRenderedPageBreak/>
         <w:t>The system automatically provided client and server machines. We accessed these machines using SSH commands provided on the dashboard once their status showed “Finished.”</w:t>
       </w:r>
     </w:p>
@@ -1553,7 +1737,6 @@
         <w:rPr>
           <w:lang w:val="en-US"/>
         </w:rPr>
-        <w:lastRenderedPageBreak/>
         <w:t>We used commands like ssh-agent, ssh-add, and ssh -A to enable secure and smooth access across all nodes.</w:t>
       </w:r>
     </w:p>

--- a/Lab-0-Report.docx
+++ b/Lab-0-Report.docx
@@ -1247,32 +1247,61 @@
     </w:p>
     <w:p>
       <w:pPr>
-        <w:rPr>
-          <w:b/>
-          <w:bCs/>
-          <w:lang w:val="en-US"/>
-        </w:rPr>
-      </w:pPr>
-      <w:r>
-        <w:rPr>
+        <w:spacing w:after="0"/>
+        <w:jc w:val="both"/>
+        <w:rPr>
+          <w:rFonts w:ascii="Times New Roman" w:hAnsi="Times New Roman" w:cs="Times New Roman"/>
+          <w:b/>
+          <w:bCs/>
+          <w:lang w:val="en-US"/>
+        </w:rPr>
+      </w:pPr>
+      <w:r>
+        <w:rPr>
+          <w:rFonts w:ascii="Times New Roman" w:hAnsi="Times New Roman" w:cs="Times New Roman"/>
           <w:b/>
           <w:bCs/>
           <w:lang w:val="en-US"/>
         </w:rPr>
         <w:lastRenderedPageBreak/>
-        <w:t>Lab 0 Report: Setting Up CloudLab Environment</w:t>
-      </w:r>
-    </w:p>
-    <w:p>
-      <w:pPr>
-        <w:rPr>
-          <w:b/>
-          <w:bCs/>
-          <w:lang w:val="en-US"/>
-        </w:rPr>
-      </w:pPr>
-      <w:r>
-        <w:rPr>
+        <w:t>Lab 0 Report:</w:t>
+      </w:r>
+    </w:p>
+    <w:p>
+      <w:pPr>
+        <w:spacing w:after="0"/>
+        <w:jc w:val="both"/>
+        <w:rPr>
+          <w:rFonts w:ascii="Times New Roman" w:hAnsi="Times New Roman" w:cs="Times New Roman"/>
+          <w:b/>
+          <w:bCs/>
+          <w:lang w:val="en-US"/>
+        </w:rPr>
+      </w:pPr>
+      <w:r>
+        <w:rPr>
+          <w:rFonts w:ascii="Times New Roman" w:hAnsi="Times New Roman" w:cs="Times New Roman"/>
+          <w:b/>
+          <w:bCs/>
+          <w:lang w:val="en-US"/>
+        </w:rPr>
+        <w:t>Setting up CloudLab Environment</w:t>
+      </w:r>
+    </w:p>
+    <w:p>
+      <w:pPr>
+        <w:spacing w:after="0"/>
+        <w:jc w:val="both"/>
+        <w:rPr>
+          <w:rFonts w:ascii="Times New Roman" w:hAnsi="Times New Roman" w:cs="Times New Roman"/>
+          <w:b/>
+          <w:bCs/>
+          <w:lang w:val="en-US"/>
+        </w:rPr>
+      </w:pPr>
+      <w:r>
+        <w:rPr>
+          <w:rFonts w:ascii="Times New Roman" w:hAnsi="Times New Roman" w:cs="Times New Roman"/>
           <w:b/>
           <w:bCs/>
           <w:lang w:val="en-US"/>
@@ -1282,96 +1311,73 @@
     </w:p>
     <w:p>
       <w:pPr>
-        <w:rPr>
-          <w:lang w:val="en-US"/>
-        </w:rPr>
-      </w:pPr>
-      <w:r>
-        <w:rPr>
-          <w:lang w:val="en-US"/>
-        </w:rPr>
-        <w:t>This lab was aimed at helping us get started with the project infrastructure. The main goal was to ensure that all group members could access the required systems, set up accounts, and successfully run a basic CloudLab experiment. The lab also helped us understand teamwork, version control, and remote server access.</w:t>
-      </w:r>
-    </w:p>
-    <w:p>
-      <w:pPr>
-        <w:rPr>
-          <w:lang w:val="en-US"/>
-        </w:rPr>
-      </w:pPr>
-    </w:p>
-    <w:p>
-      <w:pPr>
-        <w:rPr>
-          <w:b/>
-          <w:bCs/>
-          <w:lang w:val="en-US"/>
-        </w:rPr>
-      </w:pPr>
-      <w:r>
-        <w:rPr>
-          <w:b/>
-          <w:bCs/>
-          <w:lang w:val="en-US"/>
-        </w:rPr>
-        <w:t>Group Setup and Collaboration</w:t>
-      </w:r>
-    </w:p>
-    <w:p>
-      <w:pPr>
-        <w:rPr>
-          <w:lang w:val="en-US"/>
-        </w:rPr>
-      </w:pPr>
-      <w:r>
-        <w:rPr>
-          <w:lang w:val="en-US"/>
-        </w:rPr>
-        <w:t>First, I confirmed my group members using the provided group spreadsheet. We also verified our gro</w:t>
-      </w:r>
-      <w:r>
-        <w:rPr>
-          <w:lang w:val="en-US"/>
-        </w:rPr>
-        <w:t>up email (e.g., csc26-daz</w:t>
-      </w:r>
-      <w:r>
-        <w:rPr>
-          <w:lang w:val="en-US"/>
-        </w:rPr>
-        <w:t>@cit.ac.ug) by sending a test email, and all members received it successfully.</w:t>
-      </w:r>
-    </w:p>
-    <w:p>
-      <w:pPr>
-        <w:rPr>
-          <w:lang w:val="en-US"/>
-        </w:rPr>
-      </w:pPr>
-      <w:r>
-        <w:rPr>
-          <w:lang w:val="en-US"/>
-        </w:rPr>
-        <w:t>To improve collaboration, we created a private GitHub repository and added all group members as collaborators. This allows us to share code, notes, and project files easily throughout the semester.</w:t>
-      </w:r>
-    </w:p>
-    <w:p>
-      <w:pPr>
-        <w:rPr>
-          <w:lang w:val="en-US"/>
-        </w:rPr>
-      </w:pPr>
-    </w:p>
-    <w:p>
-      <w:pPr>
-        <w:rPr>
-          <w:b/>
-          <w:bCs/>
-          <w:lang w:val="en-US"/>
-        </w:rPr>
-      </w:pPr>
-      <w:r>
-        <w:rPr>
+        <w:spacing w:after="0"/>
+        <w:jc w:val="both"/>
+        <w:rPr>
+          <w:rFonts w:ascii="Times New Roman" w:hAnsi="Times New Roman" w:cs="Times New Roman"/>
+          <w:lang w:val="en-US"/>
+        </w:rPr>
+      </w:pPr>
+      <w:r>
+        <w:rPr>
+          <w:rFonts w:ascii="Times New Roman" w:hAnsi="Times New Roman" w:cs="Times New Roman"/>
+          <w:lang w:val="en-US"/>
+        </w:rPr>
+        <w:t>This lab aimed at helping us get started with the project infrastructure. The main goal was to ensure that all group members could access the required systems, set up accounts, and successfully run a basic CloudLab experiment. The lab also helped us understand teamwork, version control, and remote server access.</w:t>
+      </w:r>
+    </w:p>
+    <w:p>
+      <w:pPr>
+        <w:spacing w:after="0"/>
+        <w:jc w:val="both"/>
+        <w:rPr>
+          <w:rFonts w:ascii="Times New Roman" w:hAnsi="Times New Roman" w:cs="Times New Roman"/>
+          <w:b/>
+          <w:bCs/>
+          <w:lang w:val="en-US"/>
+        </w:rPr>
+      </w:pPr>
+      <w:r>
+        <w:rPr>
+          <w:rFonts w:ascii="Times New Roman" w:hAnsi="Times New Roman" w:cs="Times New Roman"/>
+          <w:b/>
+          <w:bCs/>
+          <w:lang w:val="en-US"/>
+        </w:rPr>
+        <w:t xml:space="preserve">Setup and Collaboration Group </w:t>
+      </w:r>
+    </w:p>
+    <w:p>
+      <w:pPr>
+        <w:spacing w:after="0"/>
+        <w:jc w:val="both"/>
+        <w:rPr>
+          <w:rFonts w:ascii="Times New Roman" w:hAnsi="Times New Roman" w:cs="Times New Roman"/>
+          <w:lang w:val="en-US"/>
+        </w:rPr>
+      </w:pPr>
+      <w:r>
+        <w:rPr>
+          <w:rFonts w:ascii="Times New Roman" w:hAnsi="Times New Roman" w:cs="Times New Roman"/>
+          <w:lang w:val="en-US"/>
+        </w:rPr>
+        <w:t xml:space="preserve">First, we confirmed our group members using the provided group spreadsheet. We also verified our group email (e.g., csc26-daz@cit.ac.ug) by sending a test email, and all members received it successfully. To improve collaboration, we created a private GitHub repository and added all group members as collaborators “https://github.com/TIMOTHY-ctrl/cloud computing”. </w:t>
+      </w:r>
+    </w:p>
+    <w:p>
+      <w:pPr>
+        <w:spacing w:after="0"/>
+        <w:jc w:val="both"/>
+        <w:rPr>
+          <w:rFonts w:ascii="Times New Roman" w:hAnsi="Times New Roman" w:cs="Times New Roman"/>
+          <w:b/>
+          <w:bCs/>
+          <w:lang w:val="en-US"/>
+        </w:rPr>
+      </w:pPr>
+      <w:r>
+        <w:rPr>
+          <w:rFonts w:ascii="Times New Roman" w:hAnsi="Times New Roman" w:cs="Times New Roman"/>
           <w:b/>
           <w:bCs/>
           <w:lang w:val="en-US"/>
@@ -1381,12 +1387,16 @@
     </w:p>
     <w:p>
       <w:pPr>
-        <w:rPr>
-          <w:lang w:val="en-US"/>
-        </w:rPr>
-      </w:pPr>
-      <w:r>
-        <w:rPr>
+        <w:spacing w:after="0"/>
+        <w:jc w:val="both"/>
+        <w:rPr>
+          <w:rFonts w:ascii="Times New Roman" w:hAnsi="Times New Roman" w:cs="Times New Roman"/>
+          <w:lang w:val="en-US"/>
+        </w:rPr>
+      </w:pPr>
+      <w:r>
+        <w:rPr>
+          <w:rFonts w:ascii="Times New Roman" w:hAnsi="Times New Roman" w:cs="Times New Roman"/>
           <w:lang w:val="en-US"/>
         </w:rPr>
         <w:t>We created a CloudLab account using the group email and group ID as instructed. The required details included username, full name, email, and affiliation (Makerere University Kampala). We also uploaded an SSH public key for secure access to CloudLab machines.</w:t>
@@ -1394,12 +1404,16 @@
     </w:p>
     <w:p>
       <w:pPr>
-        <w:rPr>
-          <w:lang w:val="en-US"/>
-        </w:rPr>
-      </w:pPr>
-      <w:r>
-        <w:rPr>
+        <w:spacing w:after="0"/>
+        <w:jc w:val="both"/>
+        <w:rPr>
+          <w:rFonts w:ascii="Times New Roman" w:hAnsi="Times New Roman" w:cs="Times New Roman"/>
+          <w:lang w:val="en-US"/>
+        </w:rPr>
+      </w:pPr>
+      <w:r>
+        <w:rPr>
+          <w:rFonts w:ascii="Times New Roman" w:hAnsi="Times New Roman" w:cs="Times New Roman"/>
           <w:lang w:val="en-US"/>
         </w:rPr>
         <w:t>After submitting the request and verifying the email, we waited for account approval. Once approved, we logged into the CloudLab dashboard successfully.</w:t>
@@ -1477,7 +1491,7 @@
           <w:lang w:val="en-US"/>
         </w:rPr>
         <w:drawing>
-          <wp:anchor distT="0" distB="0" distL="114300" distR="114300" simplePos="0" relativeHeight="251659264" behindDoc="1" locked="0" layoutInCell="1" allowOverlap="1" wp14:anchorId="38B1D373" wp14:editId="1909C802">
+          <wp:anchor distT="0" distB="0" distL="114300" distR="114300" simplePos="0" relativeHeight="251659264" behindDoc="1" locked="0" layoutInCell="1" allowOverlap="1" wp14:anchorId="0C4617A3" wp14:editId="78057984">
             <wp:simplePos x="0" y="0"/>
             <wp:positionH relativeFrom="column">
               <wp:posOffset>-166238</wp:posOffset>
@@ -1641,72 +1655,18 @@
     </w:p>
     <w:p>
       <w:pPr>
-        <w:rPr>
-          <w:lang w:val="en-US"/>
-        </w:rPr>
-      </w:pPr>
-    </w:p>
-    <w:p>
-      <w:pPr>
-        <w:rPr>
-          <w:b/>
-          <w:bCs/>
-          <w:lang w:val="en-US"/>
-        </w:rPr>
-      </w:pPr>
-      <w:r>
-        <w:rPr>
-          <w:b/>
-          <w:bCs/>
-          <w:lang w:val="en-US"/>
-        </w:rPr>
-        <w:t>Starting an Experiment</w:t>
-      </w:r>
-    </w:p>
-    <w:p>
-      <w:pPr>
-        <w:rPr>
-          <w:lang w:val="en-US"/>
-        </w:rPr>
-      </w:pPr>
-      <w:r>
-        <w:rPr>
-          <w:lang w:val="en-US"/>
-        </w:rPr>
-        <w:t>We started an experiment by selecting the project profile and choosing the correct lab. We named the experiment using our group ID and selected a suitable cluster. After a few minutes, the experiment was successfully created.</w:t>
-      </w:r>
-    </w:p>
-    <w:p>
-      <w:pPr>
-        <w:rPr>
-          <w:lang w:val="en-US"/>
-        </w:rPr>
-      </w:pPr>
-      <w:r>
-        <w:rPr>
-          <w:lang w:val="en-US"/>
-        </w:rPr>
-        <w:lastRenderedPageBreak/>
-        <w:t>The system automatically provided client and server machines. We accessed these machines using SSH commands provided on the dashboard once their status showed “Finished.”</w:t>
-      </w:r>
-    </w:p>
-    <w:p>
-      <w:pPr>
-        <w:rPr>
-          <w:lang w:val="en-US"/>
-        </w:rPr>
-      </w:pPr>
-    </w:p>
-    <w:p>
-      <w:pPr>
-        <w:rPr>
-          <w:b/>
-          <w:bCs/>
-          <w:lang w:val="en-US"/>
-        </w:rPr>
-      </w:pPr>
-      <w:r>
-        <w:rPr>
+        <w:spacing w:after="0"/>
+        <w:jc w:val="both"/>
+        <w:rPr>
+          <w:rFonts w:ascii="Times New Roman" w:hAnsi="Times New Roman" w:cs="Times New Roman"/>
+          <w:b/>
+          <w:bCs/>
+          <w:lang w:val="en-US"/>
+        </w:rPr>
+      </w:pPr>
+      <w:r>
+        <w:rPr>
+          <w:rFonts w:ascii="Times New Roman" w:hAnsi="Times New Roman" w:cs="Times New Roman"/>
           <w:b/>
           <w:bCs/>
           <w:lang w:val="en-US"/>
@@ -1716,12 +1676,16 @@
     </w:p>
     <w:p>
       <w:pPr>
-        <w:rPr>
-          <w:lang w:val="en-US"/>
-        </w:rPr>
-      </w:pPr>
-      <w:r>
-        <w:rPr>
+        <w:spacing w:after="0"/>
+        <w:jc w:val="both"/>
+        <w:rPr>
+          <w:rFonts w:ascii="Times New Roman" w:hAnsi="Times New Roman" w:cs="Times New Roman"/>
+          <w:lang w:val="en-US"/>
+        </w:rPr>
+      </w:pPr>
+      <w:r>
+        <w:rPr>
+          <w:rFonts w:ascii="Times New Roman" w:hAnsi="Times New Roman" w:cs="Times New Roman"/>
           <w:lang w:val="en-US"/>
         </w:rPr>
         <w:t>We used SSH to log into the CloudLab machines. To make access easier, we set up an SSH authentication agent on our local machines. This allowed us to connect to multiple servers without entering passwords repeatedly.</w:t>
@@ -1729,12 +1693,16 @@
     </w:p>
     <w:p>
       <w:pPr>
-        <w:rPr>
-          <w:lang w:val="en-US"/>
-        </w:rPr>
-      </w:pPr>
-      <w:r>
-        <w:rPr>
+        <w:spacing w:after="0"/>
+        <w:jc w:val="both"/>
+        <w:rPr>
+          <w:rFonts w:ascii="Times New Roman" w:hAnsi="Times New Roman" w:cs="Times New Roman"/>
+          <w:lang w:val="en-US"/>
+        </w:rPr>
+      </w:pPr>
+      <w:r>
+        <w:rPr>
+          <w:rFonts w:ascii="Times New Roman" w:hAnsi="Times New Roman" w:cs="Times New Roman"/>
           <w:lang w:val="en-US"/>
         </w:rPr>
         <w:t>We used commands like ssh-agent, ssh-add, and ssh -A to enable secure and smooth access across all nodes.</w:t>
@@ -1742,21 +1710,28 @@
     </w:p>
     <w:p>
       <w:pPr>
-        <w:rPr>
-          <w:lang w:val="en-US"/>
-        </w:rPr>
-      </w:pPr>
-    </w:p>
-    <w:p>
-      <w:pPr>
-        <w:rPr>
-          <w:b/>
-          <w:bCs/>
-          <w:lang w:val="en-US"/>
-        </w:rPr>
-      </w:pPr>
-      <w:r>
-        <w:rPr>
+        <w:spacing w:after="0"/>
+        <w:jc w:val="both"/>
+        <w:rPr>
+          <w:rFonts w:ascii="Times New Roman" w:hAnsi="Times New Roman" w:cs="Times New Roman"/>
+          <w:lang w:val="en-US"/>
+        </w:rPr>
+      </w:pPr>
+    </w:p>
+    <w:p>
+      <w:pPr>
+        <w:spacing w:after="0"/>
+        <w:jc w:val="both"/>
+        <w:rPr>
+          <w:rFonts w:ascii="Times New Roman" w:hAnsi="Times New Roman" w:cs="Times New Roman"/>
+          <w:b/>
+          <w:bCs/>
+          <w:lang w:val="en-US"/>
+        </w:rPr>
+      </w:pPr>
+      <w:r>
+        <w:rPr>
+          <w:rFonts w:ascii="Times New Roman" w:hAnsi="Times New Roman" w:cs="Times New Roman"/>
           <w:b/>
           <w:bCs/>
           <w:lang w:val="en-US"/>
@@ -1770,12 +1745,16 @@
           <w:ilvl w:val="0"/>
           <w:numId w:val="1"/>
         </w:numPr>
-        <w:rPr>
-          <w:lang w:val="en-US"/>
-        </w:rPr>
-      </w:pPr>
-      <w:r>
-        <w:rPr>
+        <w:spacing w:after="0"/>
+        <w:jc w:val="both"/>
+        <w:rPr>
+          <w:rFonts w:ascii="Times New Roman" w:hAnsi="Times New Roman" w:cs="Times New Roman"/>
+          <w:lang w:val="en-US"/>
+        </w:rPr>
+      </w:pPr>
+      <w:r>
+        <w:rPr>
+          <w:rFonts w:ascii="Times New Roman" w:hAnsi="Times New Roman" w:cs="Times New Roman"/>
           <w:lang w:val="en-US"/>
         </w:rPr>
         <w:t>Delay in account approval (waiting time)</w:t>
@@ -1787,12 +1766,16 @@
           <w:ilvl w:val="0"/>
           <w:numId w:val="1"/>
         </w:numPr>
-        <w:rPr>
-          <w:lang w:val="en-US"/>
-        </w:rPr>
-      </w:pPr>
-      <w:r>
-        <w:rPr>
+        <w:spacing w:after="0"/>
+        <w:jc w:val="both"/>
+        <w:rPr>
+          <w:rFonts w:ascii="Times New Roman" w:hAnsi="Times New Roman" w:cs="Times New Roman"/>
+          <w:lang w:val="en-US"/>
+        </w:rPr>
+      </w:pPr>
+      <w:r>
+        <w:rPr>
+          <w:rFonts w:ascii="Times New Roman" w:hAnsi="Times New Roman" w:cs="Times New Roman"/>
           <w:lang w:val="en-US"/>
         </w:rPr>
         <w:t>Initial difficulty understanding SSH setup</w:t>
@@ -1804,12 +1787,16 @@
           <w:ilvl w:val="0"/>
           <w:numId w:val="1"/>
         </w:numPr>
-        <w:rPr>
-          <w:lang w:val="en-US"/>
-        </w:rPr>
-      </w:pPr>
-      <w:r>
-        <w:rPr>
+        <w:spacing w:after="0"/>
+        <w:jc w:val="both"/>
+        <w:rPr>
+          <w:rFonts w:ascii="Times New Roman" w:hAnsi="Times New Roman" w:cs="Times New Roman"/>
+          <w:lang w:val="en-US"/>
+        </w:rPr>
+      </w:pPr>
+      <w:r>
+        <w:rPr>
+          <w:rFonts w:ascii="Times New Roman" w:hAnsi="Times New Roman" w:cs="Times New Roman"/>
           <w:lang w:val="en-US"/>
         </w:rPr>
         <w:t>Minor issues with SSH key configuration</w:t>
@@ -1817,21 +1804,28 @@
     </w:p>
     <w:p>
       <w:pPr>
-        <w:rPr>
-          <w:lang w:val="en-US"/>
-        </w:rPr>
-      </w:pPr>
-    </w:p>
-    <w:p>
-      <w:pPr>
-        <w:rPr>
-          <w:b/>
-          <w:bCs/>
-          <w:lang w:val="en-US"/>
-        </w:rPr>
-      </w:pPr>
-      <w:r>
-        <w:rPr>
+        <w:spacing w:after="0"/>
+        <w:jc w:val="both"/>
+        <w:rPr>
+          <w:rFonts w:ascii="Times New Roman" w:hAnsi="Times New Roman" w:cs="Times New Roman"/>
+          <w:lang w:val="en-US"/>
+        </w:rPr>
+      </w:pPr>
+    </w:p>
+    <w:p>
+      <w:pPr>
+        <w:spacing w:after="0"/>
+        <w:jc w:val="both"/>
+        <w:rPr>
+          <w:rFonts w:ascii="Times New Roman" w:hAnsi="Times New Roman" w:cs="Times New Roman"/>
+          <w:b/>
+          <w:bCs/>
+          <w:lang w:val="en-US"/>
+        </w:rPr>
+      </w:pPr>
+      <w:r>
+        <w:rPr>
+          <w:rFonts w:ascii="Times New Roman" w:hAnsi="Times New Roman" w:cs="Times New Roman"/>
           <w:b/>
           <w:bCs/>
           <w:lang w:val="en-US"/>
@@ -1841,16 +1835,62 @@
     </w:p>
     <w:p>
       <w:pPr>
-        <w:rPr>
-          <w:lang w:val="en-US"/>
-        </w:rPr>
-      </w:pPr>
-      <w:r>
-        <w:rPr>
+        <w:spacing w:after="0"/>
+        <w:jc w:val="both"/>
+        <w:rPr>
+          <w:rFonts w:ascii="Times New Roman" w:hAnsi="Times New Roman" w:cs="Times New Roman"/>
+          <w:lang w:val="en-US"/>
+        </w:rPr>
+      </w:pPr>
+      <w:r>
+        <w:rPr>
+          <w:rFonts w:ascii="Times New Roman" w:hAnsi="Times New Roman" w:cs="Times New Roman"/>
           <w:lang w:val="en-US"/>
         </w:rPr>
         <w:t>Overall, the lab was successful. We were able to set up our CloudLab environment, collaborate as a group, and run our first experiment. This lab provided a strong foundation for future project tasks, especially in cloud computing, teamwork, and server management.</w:t>
       </w:r>
+    </w:p>
+    <w:p>
+      <w:pPr>
+        <w:spacing w:after="0"/>
+        <w:jc w:val="both"/>
+        <w:rPr>
+          <w:rFonts w:ascii="Times New Roman" w:hAnsi="Times New Roman" w:cs="Times New Roman"/>
+          <w:lang w:val="en-US"/>
+        </w:rPr>
+      </w:pPr>
+    </w:p>
+    <w:p>
+      <w:pPr>
+        <w:spacing w:after="0"/>
+        <w:jc w:val="both"/>
+        <w:rPr>
+          <w:rFonts w:ascii="Times New Roman" w:hAnsi="Times New Roman" w:cs="Times New Roman"/>
+          <w:lang w:val="en-US"/>
+        </w:rPr>
+      </w:pPr>
+    </w:p>
+    <w:p>
+      <w:pPr>
+        <w:spacing w:after="0"/>
+        <w:jc w:val="both"/>
+        <w:rPr>
+          <w:rFonts w:ascii="Times New Roman" w:hAnsi="Times New Roman" w:cs="Times New Roman"/>
+          <w:lang w:val="en-US"/>
+        </w:rPr>
+      </w:pPr>
+    </w:p>
+    <w:p>
+      <w:pPr>
+        <w:spacing w:after="0"/>
+        <w:jc w:val="both"/>
+        <w:rPr>
+          <w:rFonts w:ascii="Times New Roman" w:hAnsi="Times New Roman" w:cs="Times New Roman"/>
+          <w:b/>
+          <w:bCs/>
+          <w:lang w:val="en-US"/>
+        </w:rPr>
+      </w:pPr>
     </w:p>
     <w:p>
       <w:pPr>
